--- a/public/application-forms/2026/Individual/worker/EFG-Course-Registration-Individual-Recertification-GT-Course-Application-Form.docx
+++ b/public/application-forms/2026/Individual/worker/EFG-Course-Registration-Individual-Recertification-GT-Course-Application-Form.docx
@@ -7854,7 +7854,6 @@
                     </w:rPr>
                     <w:t xml:space="preserve"> </w:t>
                   </w:r>
-                  <w:proofErr w:type="spellStart"/>
                   <w:r>
                     <w:rPr>
                       <w:rFonts w:ascii="Calibri" w:eastAsia="Times New Roman" w:hAnsi="Calibri" w:cs="Calibri"/>
@@ -7862,17 +7861,7 @@
                       <w:szCs w:val="22"/>
                       <w:lang w:eastAsia="en-US" w:bidi="ta-IN"/>
                     </w:rPr>
-                    <w:t>Cheque</w:t>
-                  </w:r>
-                  <w:proofErr w:type="spellEnd"/>
-                  <w:r>
-                    <w:rPr>
-                      <w:rFonts w:ascii="Calibri" w:eastAsia="Times New Roman" w:hAnsi="Calibri" w:cs="Calibri"/>
-                      <w:sz w:val="22"/>
-                      <w:szCs w:val="22"/>
-                      <w:lang w:eastAsia="en-US" w:bidi="ta-IN"/>
-                    </w:rPr>
-                    <w:t xml:space="preserve"> No. __________    </w:t>
+                    <w:t xml:space="preserve">Cheque No. __________    </w:t>
                   </w:r>
                   <w:r>
                     <w:rPr>
@@ -8722,15 +8711,7 @@
           <w:color w:val="333333"/>
           <w:lang w:eastAsia="en-SG" w:bidi="ta-IN"/>
         </w:rPr>
-        <w:t>2</w:t>
-      </w:r>
-      <w:r>
-        <w:rPr>
-          <w:rFonts w:ascii="Calibri" w:eastAsia="Times New Roman" w:hAnsi="Calibri"/>
-          <w:color w:val="333333"/>
-          <w:lang w:eastAsia="en-SG" w:bidi="ta-IN"/>
-        </w:rPr>
-        <w:t>.0</w:t>
+        <w:t>2.0</w:t>
       </w:r>
       <w:r>
         <w:rPr>
@@ -9457,7 +9438,7 @@
             <v:path o:extrusionok="f" gradientshapeok="t" o:connecttype="rect"/>
             <o:lock v:ext="edit" aspectratio="t"/>
           </v:shapetype>
-          <v:shape id="_x0000_i1032" type="#_x0000_t75" style="width:375pt;height:230.4pt">
+          <v:shape id="_x0000_i1032" type="#_x0000_t75" style="width:375pt;height:230.25pt">
             <v:imagedata r:id="rId13" o:title="7-harding"/>
           </v:shape>
         </w:pict>
@@ -9839,6 +9820,13 @@
     <w:r>
       <w:rPr>
         <w:rFonts w:ascii="Calibri"/>
+        <w:sz w:val="18"/>
+      </w:rPr>
+      <w:t xml:space="preserve">   </w:t>
+    </w:r>
+    <w:r>
+      <w:rPr>
+        <w:rFonts w:ascii="Calibri"/>
         <w:spacing w:val="-4"/>
         <w:sz w:val="18"/>
       </w:rPr>
@@ -9851,7 +9839,25 @@
         <w:szCs w:val="16"/>
         <w:lang w:val="x-none" w:eastAsia="x-none" w:bidi="ta-IN"/>
       </w:rPr>
-      <w:t>EFG-SP-01 A | Rev03/01-02-202</w:t>
+      <w:t>EFG-SP-0</w:t>
+    </w:r>
+    <w:r>
+      <w:rPr>
+        <w:rFonts w:ascii="Calibri" w:eastAsia="Times New Roman" w:hAnsi="Calibri" w:cs="Calibri"/>
+        <w:sz w:val="16"/>
+        <w:szCs w:val="16"/>
+        <w:lang w:val="x-none" w:eastAsia="x-none" w:bidi="ta-IN"/>
+      </w:rPr>
+      <w:t>2</w:t>
+    </w:r>
+    <w:r>
+      <w:rPr>
+        <w:rFonts w:ascii="Calibri" w:eastAsia="Times New Roman" w:hAnsi="Calibri" w:cs="Calibri"/>
+        <w:sz w:val="16"/>
+        <w:szCs w:val="16"/>
+        <w:lang w:val="x-none" w:eastAsia="x-none" w:bidi="ta-IN"/>
+      </w:rPr>
+      <w:t xml:space="preserve"> A | Rev03/01-02-202</w:t>
     </w:r>
     <w:r>
       <w:rPr>
@@ -10488,7 +10494,7 @@
           <v:path o:extrusionok="f" gradientshapeok="t" o:connecttype="rect"/>
           <o:lock v:ext="edit" aspectratio="t"/>
         </v:shapetype>
-        <v:shape id="Picture 22" o:spid="_x0000_i1064" type="#_x0000_t75" alt="Service Provider for iso Certification in Singapore ..." style="width:63pt;height:44.4pt;visibility:visible">
+        <v:shape id="Picture 22" o:spid="_x0000_i1026" type="#_x0000_t75" alt="Service Provider for iso Certification in Singapore ..." style="width:63pt;height:44.25pt;visibility:visible">
           <v:imagedata r:id="rId1" o:title="Service Provider for iso Certification in Singapore "/>
         </v:shape>
       </w:pict>
@@ -10507,7 +10513,7 @@
         <w:lang w:val="en-SG" w:eastAsia="en-SG"/>
       </w:rPr>
       <w:pict w14:anchorId="2C1AEBBF">
-        <v:shape id="Picture 21" o:spid="_x0000_i1065" type="#_x0000_t75" alt="Service Provider for iso Certification in Singapore - Banyancertification" style="width:49.2pt;height:43.8pt;visibility:visible">
+        <v:shape id="Picture 21" o:spid="_x0000_i1027" type="#_x0000_t75" alt="Service Provider for iso Certification in Singapore - Banyancertification" style="width:48.75pt;height:43.5pt;visibility:visible">
           <v:imagedata r:id="rId2" o:title="Service Provider for iso Certification in Singapore - Banyancertification"/>
         </v:shape>
       </w:pict>
@@ -10526,7 +10532,7 @@
         <w:lang w:val="en-SG" w:eastAsia="en-SG"/>
       </w:rPr>
       <w:pict w14:anchorId="1FD2C918">
-        <v:shape id="Picture 20" o:spid="_x0000_i1066" type="#_x0000_t75" style="width:42.6pt;height:45pt;visibility:visible">
+        <v:shape id="Picture 20" o:spid="_x0000_i1028" type="#_x0000_t75" style="width:42.75pt;height:45pt;visibility:visible">
           <v:imagedata r:id="rId3" o:title=""/>
         </v:shape>
       </w:pict>
@@ -10545,7 +10551,7 @@
         <w:lang w:val="en-SG" w:eastAsia="en-SG"/>
       </w:rPr>
       <w:pict w14:anchorId="747954DD">
-        <v:shape id="Picture 19" o:spid="_x0000_i1067" type="#_x0000_t75" alt="ssg" style="width:65.4pt;height:32.4pt;visibility:visible">
+        <v:shape id="Picture 19" o:spid="_x0000_i1029" type="#_x0000_t75" alt="ssg" style="width:65.25pt;height:32.25pt;visibility:visible">
           <v:imagedata r:id="rId4" o:title="ssg"/>
         </v:shape>
       </w:pict>
@@ -10564,7 +10570,7 @@
         <w:lang w:val="en-SG" w:eastAsia="en-SG"/>
       </w:rPr>
       <w:pict w14:anchorId="6DB9967F">
-        <v:shape id="Picture 18" o:spid="_x0000_i1068" type="#_x0000_t75" style="width:93pt;height:34.2pt;visibility:visible">
+        <v:shape id="Picture 18" o:spid="_x0000_i1030" type="#_x0000_t75" style="width:93pt;height:33.75pt;visibility:visible">
           <v:imagedata r:id="rId5" o:title="WhatsApp Image 2023-05-31 at 12" croptop="3799f" cropbottom="2713f" cropleft="1852f" cropright="1256f"/>
         </v:shape>
       </w:pict>
@@ -10585,7 +10591,7 @@
         <w:lang w:val="en-SG" w:eastAsia="en-SG"/>
       </w:rPr>
       <w:pict w14:anchorId="03CF7BDA">
-        <v:shape id="Picture 17" o:spid="_x0000_i1069" type="#_x0000_t75" style="width:52.8pt;height:29.4pt;visibility:visible">
+        <v:shape id="Picture 17" o:spid="_x0000_i1031" type="#_x0000_t75" style="width:52.5pt;height:29.25pt;visibility:visible">
           <v:imagedata r:id="rId6" o:title=""/>
         </v:shape>
       </w:pict>
@@ -11256,7 +11262,25 @@
         <w:sz w:val="32"/>
         <w:szCs w:val="32"/>
       </w:rPr>
-      <w:t xml:space="preserve">INDIVIDUAL COURSE </w:t>
+      <w:t xml:space="preserve">INDIVIDUAL </w:t>
+    </w:r>
+    <w:r>
+      <w:rPr>
+        <w:rFonts w:asciiTheme="minorHAnsi" w:hAnsiTheme="minorHAnsi" w:cstheme="minorHAnsi"/>
+        <w:b/>
+        <w:sz w:val="32"/>
+        <w:szCs w:val="32"/>
+      </w:rPr>
+      <w:t xml:space="preserve">- </w:t>
+    </w:r>
+    <w:r>
+      <w:rPr>
+        <w:rFonts w:asciiTheme="minorHAnsi" w:hAnsiTheme="minorHAnsi" w:cstheme="minorHAnsi"/>
+        <w:b/>
+        <w:sz w:val="32"/>
+        <w:szCs w:val="32"/>
+      </w:rPr>
+      <w:t xml:space="preserve">COURSE </w:t>
     </w:r>
     <w:r>
       <w:rPr>
@@ -11609,7 +11633,7 @@
           <v:path o:extrusionok="f" gradientshapeok="t" o:connecttype="rect"/>
           <o:lock v:ext="edit" aspectratio="t"/>
         </v:shapetype>
-        <v:shape id="_x0000_i1063" type="#_x0000_t75" style="width:61.2pt;height:53.4pt">
+        <v:shape id="_x0000_i1025" type="#_x0000_t75" style="width:60.75pt;height:53.25pt">
           <v:imagedata r:id="rId2" o:title=""/>
         </v:shape>
       </w:pict>
